--- a/Major_1_Artificial Intelligence/Assignments on Metaheuristics.docx
+++ b/Major_1_Artificial Intelligence/Assignments on Metaheuristics.docx
@@ -52,6 +52,7 @@
           <w:rFonts w:ascii="Times New Roman" w:hAnsi="Times New Roman" w:cs="Times New Roman"/>
           <w:b/>
           <w:bCs/>
+          <w:color w:val="70AD47" w:themeColor="accent6"/>
           <w:sz w:val="24"/>
           <w:szCs w:val="24"/>
         </w:rPr>
@@ -61,25 +62,39 @@
           <w:rFonts w:ascii="Times New Roman" w:hAnsi="Times New Roman" w:cs="Times New Roman"/>
           <w:b/>
           <w:bCs/>
+          <w:color w:val="70AD47" w:themeColor="accent6"/>
           <w:sz w:val="24"/>
           <w:szCs w:val="24"/>
         </w:rPr>
         <w:t>1. Traveling Salesman Problem (TSP) with Genetic Algorithm</w:t>
       </w:r>
-    </w:p>
-    <w:p>
-      <w:pPr>
-        <w:rPr>
-          <w:rFonts w:ascii="Times New Roman" w:hAnsi="Times New Roman" w:cs="Times New Roman"/>
-          <w:sz w:val="24"/>
-          <w:szCs w:val="24"/>
-        </w:rPr>
-      </w:pPr>
       <w:r>
         <w:rPr>
           <w:rFonts w:ascii="Times New Roman" w:hAnsi="Times New Roman" w:cs="Times New Roman"/>
           <w:b/>
           <w:bCs/>
+          <w:color w:val="70AD47" w:themeColor="accent6"/>
+          <w:sz w:val="24"/>
+          <w:szCs w:val="24"/>
+        </w:rPr>
+        <w:t xml:space="preserve"> (p2)</w:t>
+      </w:r>
+    </w:p>
+    <w:p>
+      <w:pPr>
+        <w:rPr>
+          <w:rFonts w:ascii="Times New Roman" w:hAnsi="Times New Roman" w:cs="Times New Roman"/>
+          <w:color w:val="70AD47" w:themeColor="accent6"/>
+          <w:sz w:val="24"/>
+          <w:szCs w:val="24"/>
+        </w:rPr>
+      </w:pPr>
+      <w:r>
+        <w:rPr>
+          <w:rFonts w:ascii="Times New Roman" w:hAnsi="Times New Roman" w:cs="Times New Roman"/>
+          <w:b/>
+          <w:bCs/>
+          <w:color w:val="70AD47" w:themeColor="accent6"/>
           <w:sz w:val="24"/>
           <w:szCs w:val="24"/>
         </w:rPr>
@@ -88,6 +103,7 @@
       <w:r>
         <w:rPr>
           <w:rFonts w:ascii="Times New Roman" w:hAnsi="Times New Roman" w:cs="Times New Roman"/>
+          <w:color w:val="70AD47" w:themeColor="accent6"/>
           <w:sz w:val="24"/>
           <w:szCs w:val="24"/>
         </w:rPr>
@@ -96,6 +112,7 @@
       <w:r>
         <w:rPr>
           <w:rFonts w:ascii="Times New Roman" w:hAnsi="Times New Roman" w:cs="Times New Roman"/>
+          <w:color w:val="70AD47" w:themeColor="accent6"/>
           <w:sz w:val="24"/>
           <w:szCs w:val="24"/>
         </w:rPr>
@@ -111,13 +128,15 @@
         </w:numPr>
         <w:rPr>
           <w:rFonts w:ascii="Times New Roman" w:hAnsi="Times New Roman" w:cs="Times New Roman"/>
-          <w:sz w:val="24"/>
-          <w:szCs w:val="24"/>
-        </w:rPr>
-      </w:pPr>
-      <w:r>
-        <w:rPr>
-          <w:rFonts w:ascii="Times New Roman" w:hAnsi="Times New Roman" w:cs="Times New Roman"/>
+          <w:color w:val="70AD47" w:themeColor="accent6"/>
+          <w:sz w:val="24"/>
+          <w:szCs w:val="24"/>
+        </w:rPr>
+      </w:pPr>
+      <w:r>
+        <w:rPr>
+          <w:rFonts w:ascii="Times New Roman" w:hAnsi="Times New Roman" w:cs="Times New Roman"/>
+          <w:color w:val="70AD47" w:themeColor="accent6"/>
           <w:sz w:val="24"/>
           <w:szCs w:val="24"/>
         </w:rPr>
@@ -132,13 +151,15 @@
         </w:numPr>
         <w:rPr>
           <w:rFonts w:ascii="Times New Roman" w:hAnsi="Times New Roman" w:cs="Times New Roman"/>
-          <w:sz w:val="24"/>
-          <w:szCs w:val="24"/>
-        </w:rPr>
-      </w:pPr>
-      <w:r>
-        <w:rPr>
-          <w:rFonts w:ascii="Times New Roman" w:hAnsi="Times New Roman" w:cs="Times New Roman"/>
+          <w:color w:val="70AD47" w:themeColor="accent6"/>
+          <w:sz w:val="24"/>
+          <w:szCs w:val="24"/>
+        </w:rPr>
+      </w:pPr>
+      <w:r>
+        <w:rPr>
+          <w:rFonts w:ascii="Times New Roman" w:hAnsi="Times New Roman" w:cs="Times New Roman"/>
+          <w:color w:val="70AD47" w:themeColor="accent6"/>
           <w:sz w:val="24"/>
           <w:szCs w:val="24"/>
         </w:rPr>
@@ -170,6 +191,7 @@
           <w:rFonts w:ascii="Times New Roman" w:hAnsi="Times New Roman" w:cs="Times New Roman"/>
           <w:b/>
           <w:bCs/>
+          <w:color w:val="70AD47" w:themeColor="accent6"/>
           <w:sz w:val="24"/>
           <w:szCs w:val="24"/>
         </w:rPr>
@@ -179,25 +201,39 @@
           <w:rFonts w:ascii="Times New Roman" w:hAnsi="Times New Roman" w:cs="Times New Roman"/>
           <w:b/>
           <w:bCs/>
+          <w:color w:val="70AD47" w:themeColor="accent6"/>
           <w:sz w:val="24"/>
           <w:szCs w:val="24"/>
         </w:rPr>
         <w:t>2. Knapsack Problem with Simulated Annealing</w:t>
       </w:r>
-    </w:p>
-    <w:p>
-      <w:pPr>
-        <w:rPr>
-          <w:rFonts w:ascii="Times New Roman" w:hAnsi="Times New Roman" w:cs="Times New Roman"/>
-          <w:sz w:val="24"/>
-          <w:szCs w:val="24"/>
-        </w:rPr>
-      </w:pPr>
       <w:r>
         <w:rPr>
           <w:rFonts w:ascii="Times New Roman" w:hAnsi="Times New Roman" w:cs="Times New Roman"/>
           <w:b/>
           <w:bCs/>
+          <w:color w:val="70AD47" w:themeColor="accent6"/>
+          <w:sz w:val="24"/>
+          <w:szCs w:val="24"/>
+        </w:rPr>
+        <w:t xml:space="preserve"> (p1)</w:t>
+      </w:r>
+    </w:p>
+    <w:p>
+      <w:pPr>
+        <w:rPr>
+          <w:rFonts w:ascii="Times New Roman" w:hAnsi="Times New Roman" w:cs="Times New Roman"/>
+          <w:color w:val="70AD47" w:themeColor="accent6"/>
+          <w:sz w:val="24"/>
+          <w:szCs w:val="24"/>
+        </w:rPr>
+      </w:pPr>
+      <w:r>
+        <w:rPr>
+          <w:rFonts w:ascii="Times New Roman" w:hAnsi="Times New Roman" w:cs="Times New Roman"/>
+          <w:b/>
+          <w:bCs/>
+          <w:color w:val="70AD47" w:themeColor="accent6"/>
           <w:sz w:val="24"/>
           <w:szCs w:val="24"/>
         </w:rPr>
@@ -206,6 +242,7 @@
       <w:r>
         <w:rPr>
           <w:rFonts w:ascii="Times New Roman" w:hAnsi="Times New Roman" w:cs="Times New Roman"/>
+          <w:color w:val="70AD47" w:themeColor="accent6"/>
           <w:sz w:val="24"/>
           <w:szCs w:val="24"/>
         </w:rPr>
@@ -214,6 +251,7 @@
       <w:r>
         <w:rPr>
           <w:rFonts w:ascii="Times New Roman" w:hAnsi="Times New Roman" w:cs="Times New Roman"/>
+          <w:color w:val="70AD47" w:themeColor="accent6"/>
           <w:sz w:val="24"/>
           <w:szCs w:val="24"/>
         </w:rPr>
@@ -229,13 +267,15 @@
         </w:numPr>
         <w:rPr>
           <w:rFonts w:ascii="Times New Roman" w:hAnsi="Times New Roman" w:cs="Times New Roman"/>
-          <w:sz w:val="24"/>
-          <w:szCs w:val="24"/>
-        </w:rPr>
-      </w:pPr>
-      <w:r>
-        <w:rPr>
-          <w:rFonts w:ascii="Times New Roman" w:hAnsi="Times New Roman" w:cs="Times New Roman"/>
+          <w:color w:val="70AD47" w:themeColor="accent6"/>
+          <w:sz w:val="24"/>
+          <w:szCs w:val="24"/>
+        </w:rPr>
+      </w:pPr>
+      <w:r>
+        <w:rPr>
+          <w:rFonts w:ascii="Times New Roman" w:hAnsi="Times New Roman" w:cs="Times New Roman"/>
+          <w:color w:val="70AD47" w:themeColor="accent6"/>
           <w:sz w:val="24"/>
           <w:szCs w:val="24"/>
         </w:rPr>
@@ -250,13 +290,15 @@
         </w:numPr>
         <w:rPr>
           <w:rFonts w:ascii="Times New Roman" w:hAnsi="Times New Roman" w:cs="Times New Roman"/>
-          <w:sz w:val="24"/>
-          <w:szCs w:val="24"/>
-        </w:rPr>
-      </w:pPr>
-      <w:r>
-        <w:rPr>
-          <w:rFonts w:ascii="Times New Roman" w:hAnsi="Times New Roman" w:cs="Times New Roman"/>
+          <w:color w:val="70AD47" w:themeColor="accent6"/>
+          <w:sz w:val="24"/>
+          <w:szCs w:val="24"/>
+        </w:rPr>
+      </w:pPr>
+      <w:r>
+        <w:rPr>
+          <w:rFonts w:ascii="Times New Roman" w:hAnsi="Times New Roman" w:cs="Times New Roman"/>
+          <w:color w:val="70AD47" w:themeColor="accent6"/>
           <w:sz w:val="24"/>
           <w:szCs w:val="24"/>
         </w:rPr>
@@ -288,6 +330,7 @@
           <w:rFonts w:ascii="Times New Roman" w:hAnsi="Times New Roman" w:cs="Times New Roman"/>
           <w:b/>
           <w:bCs/>
+          <w:color w:val="70AD47" w:themeColor="accent6"/>
           <w:sz w:val="24"/>
           <w:szCs w:val="24"/>
         </w:rPr>
@@ -297,25 +340,39 @@
           <w:rFonts w:ascii="Times New Roman" w:hAnsi="Times New Roman" w:cs="Times New Roman"/>
           <w:b/>
           <w:bCs/>
+          <w:color w:val="70AD47" w:themeColor="accent6"/>
           <w:sz w:val="24"/>
           <w:szCs w:val="24"/>
         </w:rPr>
         <w:t>3. Network Routing with Ant Colony Optimization</w:t>
       </w:r>
-    </w:p>
-    <w:p>
-      <w:pPr>
-        <w:rPr>
-          <w:rFonts w:ascii="Times New Roman" w:hAnsi="Times New Roman" w:cs="Times New Roman"/>
-          <w:sz w:val="24"/>
-          <w:szCs w:val="24"/>
-        </w:rPr>
-      </w:pPr>
       <w:r>
         <w:rPr>
           <w:rFonts w:ascii="Times New Roman" w:hAnsi="Times New Roman" w:cs="Times New Roman"/>
           <w:b/>
           <w:bCs/>
+          <w:color w:val="70AD47" w:themeColor="accent6"/>
+          <w:sz w:val="24"/>
+          <w:szCs w:val="24"/>
+        </w:rPr>
+        <w:t xml:space="preserve"> (p5)</w:t>
+      </w:r>
+    </w:p>
+    <w:p>
+      <w:pPr>
+        <w:rPr>
+          <w:rFonts w:ascii="Times New Roman" w:hAnsi="Times New Roman" w:cs="Times New Roman"/>
+          <w:color w:val="70AD47" w:themeColor="accent6"/>
+          <w:sz w:val="24"/>
+          <w:szCs w:val="24"/>
+        </w:rPr>
+      </w:pPr>
+      <w:r>
+        <w:rPr>
+          <w:rFonts w:ascii="Times New Roman" w:hAnsi="Times New Roman" w:cs="Times New Roman"/>
+          <w:b/>
+          <w:bCs/>
+          <w:color w:val="70AD47" w:themeColor="accent6"/>
           <w:sz w:val="24"/>
           <w:szCs w:val="24"/>
         </w:rPr>
@@ -324,6 +381,7 @@
       <w:r>
         <w:rPr>
           <w:rFonts w:ascii="Times New Roman" w:hAnsi="Times New Roman" w:cs="Times New Roman"/>
+          <w:color w:val="70AD47" w:themeColor="accent6"/>
           <w:sz w:val="24"/>
           <w:szCs w:val="24"/>
         </w:rPr>
@@ -332,6 +390,7 @@
       <w:r>
         <w:rPr>
           <w:rFonts w:ascii="Times New Roman" w:hAnsi="Times New Roman" w:cs="Times New Roman"/>
+          <w:color w:val="70AD47" w:themeColor="accent6"/>
           <w:sz w:val="24"/>
           <w:szCs w:val="24"/>
         </w:rPr>
@@ -347,13 +406,15 @@
         </w:numPr>
         <w:rPr>
           <w:rFonts w:ascii="Times New Roman" w:hAnsi="Times New Roman" w:cs="Times New Roman"/>
-          <w:sz w:val="24"/>
-          <w:szCs w:val="24"/>
-        </w:rPr>
-      </w:pPr>
-      <w:r>
-        <w:rPr>
-          <w:rFonts w:ascii="Times New Roman" w:hAnsi="Times New Roman" w:cs="Times New Roman"/>
+          <w:color w:val="70AD47" w:themeColor="accent6"/>
+          <w:sz w:val="24"/>
+          <w:szCs w:val="24"/>
+        </w:rPr>
+      </w:pPr>
+      <w:r>
+        <w:rPr>
+          <w:rFonts w:ascii="Times New Roman" w:hAnsi="Times New Roman" w:cs="Times New Roman"/>
+          <w:color w:val="70AD47" w:themeColor="accent6"/>
           <w:sz w:val="24"/>
           <w:szCs w:val="24"/>
         </w:rPr>
@@ -368,13 +429,15 @@
         </w:numPr>
         <w:rPr>
           <w:rFonts w:ascii="Times New Roman" w:hAnsi="Times New Roman" w:cs="Times New Roman"/>
-          <w:sz w:val="24"/>
-          <w:szCs w:val="24"/>
-        </w:rPr>
-      </w:pPr>
-      <w:r>
-        <w:rPr>
-          <w:rFonts w:ascii="Times New Roman" w:hAnsi="Times New Roman" w:cs="Times New Roman"/>
+          <w:color w:val="70AD47" w:themeColor="accent6"/>
+          <w:sz w:val="24"/>
+          <w:szCs w:val="24"/>
+        </w:rPr>
+      </w:pPr>
+      <w:r>
+        <w:rPr>
+          <w:rFonts w:ascii="Times New Roman" w:hAnsi="Times New Roman" w:cs="Times New Roman"/>
+          <w:color w:val="70AD47" w:themeColor="accent6"/>
           <w:sz w:val="24"/>
           <w:szCs w:val="24"/>
         </w:rPr>
@@ -643,6 +706,7 @@
           <w:rFonts w:ascii="Times New Roman" w:hAnsi="Times New Roman" w:cs="Times New Roman"/>
           <w:b/>
           <w:bCs/>
+          <w:color w:val="70AD47" w:themeColor="accent6"/>
           <w:sz w:val="24"/>
           <w:szCs w:val="24"/>
         </w:rPr>
@@ -652,25 +716,39 @@
           <w:rFonts w:ascii="Times New Roman" w:hAnsi="Times New Roman" w:cs="Times New Roman"/>
           <w:b/>
           <w:bCs/>
+          <w:color w:val="70AD47" w:themeColor="accent6"/>
           <w:sz w:val="24"/>
           <w:szCs w:val="24"/>
         </w:rPr>
         <w:t>6. Feature Selection in Machine Learning with PSO</w:t>
       </w:r>
-    </w:p>
-    <w:p>
-      <w:pPr>
-        <w:rPr>
-          <w:rFonts w:ascii="Times New Roman" w:hAnsi="Times New Roman" w:cs="Times New Roman"/>
-          <w:sz w:val="24"/>
-          <w:szCs w:val="24"/>
-        </w:rPr>
-      </w:pPr>
       <w:r>
         <w:rPr>
           <w:rFonts w:ascii="Times New Roman" w:hAnsi="Times New Roman" w:cs="Times New Roman"/>
           <w:b/>
           <w:bCs/>
+          <w:color w:val="70AD47" w:themeColor="accent6"/>
+          <w:sz w:val="24"/>
+          <w:szCs w:val="24"/>
+        </w:rPr>
+        <w:t xml:space="preserve"> (p4)</w:t>
+      </w:r>
+    </w:p>
+    <w:p>
+      <w:pPr>
+        <w:rPr>
+          <w:rFonts w:ascii="Times New Roman" w:hAnsi="Times New Roman" w:cs="Times New Roman"/>
+          <w:color w:val="70AD47" w:themeColor="accent6"/>
+          <w:sz w:val="24"/>
+          <w:szCs w:val="24"/>
+        </w:rPr>
+      </w:pPr>
+      <w:r>
+        <w:rPr>
+          <w:rFonts w:ascii="Times New Roman" w:hAnsi="Times New Roman" w:cs="Times New Roman"/>
+          <w:b/>
+          <w:bCs/>
+          <w:color w:val="70AD47" w:themeColor="accent6"/>
           <w:sz w:val="24"/>
           <w:szCs w:val="24"/>
         </w:rPr>
@@ -679,6 +757,7 @@
       <w:r>
         <w:rPr>
           <w:rFonts w:ascii="Times New Roman" w:hAnsi="Times New Roman" w:cs="Times New Roman"/>
+          <w:color w:val="70AD47" w:themeColor="accent6"/>
           <w:sz w:val="24"/>
           <w:szCs w:val="24"/>
         </w:rPr>
@@ -687,6 +766,7 @@
       <w:r>
         <w:rPr>
           <w:rFonts w:ascii="Times New Roman" w:hAnsi="Times New Roman" w:cs="Times New Roman"/>
+          <w:color w:val="70AD47" w:themeColor="accent6"/>
           <w:sz w:val="24"/>
           <w:szCs w:val="24"/>
         </w:rPr>
@@ -702,13 +782,15 @@
         </w:numPr>
         <w:rPr>
           <w:rFonts w:ascii="Times New Roman" w:hAnsi="Times New Roman" w:cs="Times New Roman"/>
-          <w:sz w:val="24"/>
-          <w:szCs w:val="24"/>
-        </w:rPr>
-      </w:pPr>
-      <w:r>
-        <w:rPr>
-          <w:rFonts w:ascii="Times New Roman" w:hAnsi="Times New Roman" w:cs="Times New Roman"/>
+          <w:color w:val="70AD47" w:themeColor="accent6"/>
+          <w:sz w:val="24"/>
+          <w:szCs w:val="24"/>
+        </w:rPr>
+      </w:pPr>
+      <w:r>
+        <w:rPr>
+          <w:rFonts w:ascii="Times New Roman" w:hAnsi="Times New Roman" w:cs="Times New Roman"/>
+          <w:color w:val="70AD47" w:themeColor="accent6"/>
           <w:sz w:val="24"/>
           <w:szCs w:val="24"/>
         </w:rPr>
@@ -723,13 +805,15 @@
         </w:numPr>
         <w:rPr>
           <w:rFonts w:ascii="Times New Roman" w:hAnsi="Times New Roman" w:cs="Times New Roman"/>
-          <w:sz w:val="24"/>
-          <w:szCs w:val="24"/>
-        </w:rPr>
-      </w:pPr>
-      <w:r>
-        <w:rPr>
-          <w:rFonts w:ascii="Times New Roman" w:hAnsi="Times New Roman" w:cs="Times New Roman"/>
+          <w:color w:val="70AD47" w:themeColor="accent6"/>
+          <w:sz w:val="24"/>
+          <w:szCs w:val="24"/>
+        </w:rPr>
+      </w:pPr>
+      <w:r>
+        <w:rPr>
+          <w:rFonts w:ascii="Times New Roman" w:hAnsi="Times New Roman" w:cs="Times New Roman"/>
+          <w:color w:val="70AD47" w:themeColor="accent6"/>
           <w:sz w:val="24"/>
           <w:szCs w:val="24"/>
         </w:rPr>
@@ -889,6 +973,7 @@
           <w:rFonts w:ascii="Times New Roman" w:hAnsi="Times New Roman" w:cs="Times New Roman"/>
           <w:b/>
           <w:bCs/>
+          <w:color w:val="70AD47" w:themeColor="accent6"/>
           <w:sz w:val="24"/>
           <w:szCs w:val="24"/>
         </w:rPr>
@@ -901,22 +986,70 @@
           <w:sz w:val="24"/>
           <w:szCs w:val="24"/>
         </w:rPr>
-        <w:t>9. Sudoku Solver with Genetic Algorithm</w:t>
-      </w:r>
-    </w:p>
-    <w:p>
-      <w:pPr>
-        <w:rPr>
-          <w:rFonts w:ascii="Times New Roman" w:hAnsi="Times New Roman" w:cs="Times New Roman"/>
-          <w:sz w:val="24"/>
-          <w:szCs w:val="24"/>
-        </w:rPr>
-      </w:pPr>
+        <w:t>9</w:t>
+      </w:r>
       <w:r>
         <w:rPr>
           <w:rFonts w:ascii="Times New Roman" w:hAnsi="Times New Roman" w:cs="Times New Roman"/>
           <w:b/>
           <w:bCs/>
+          <w:color w:val="70AD47" w:themeColor="accent6"/>
+          <w:sz w:val="24"/>
+          <w:szCs w:val="24"/>
+        </w:rPr>
+        <w:t xml:space="preserve">. Sudoku Solver with Genetic </w:t>
+      </w:r>
+      <w:proofErr w:type="gramStart"/>
+      <w:r>
+        <w:rPr>
+          <w:rFonts w:ascii="Times New Roman" w:hAnsi="Times New Roman" w:cs="Times New Roman"/>
+          <w:b/>
+          <w:bCs/>
+          <w:color w:val="70AD47" w:themeColor="accent6"/>
+          <w:sz w:val="24"/>
+          <w:szCs w:val="24"/>
+        </w:rPr>
+        <w:t>Algorithm</w:t>
+      </w:r>
+      <w:r>
+        <w:rPr>
+          <w:rFonts w:ascii="Times New Roman" w:hAnsi="Times New Roman" w:cs="Times New Roman"/>
+          <w:b/>
+          <w:bCs/>
+          <w:color w:val="70AD47" w:themeColor="accent6"/>
+          <w:sz w:val="24"/>
+          <w:szCs w:val="24"/>
+        </w:rPr>
+        <w:t>)p</w:t>
+      </w:r>
+      <w:proofErr w:type="gramEnd"/>
+      <w:r>
+        <w:rPr>
+          <w:rFonts w:ascii="Times New Roman" w:hAnsi="Times New Roman" w:cs="Times New Roman"/>
+          <w:b/>
+          <w:bCs/>
+          <w:color w:val="70AD47" w:themeColor="accent6"/>
+          <w:sz w:val="24"/>
+          <w:szCs w:val="24"/>
+        </w:rPr>
+        <w:t>3)</w:t>
+      </w:r>
+    </w:p>
+    <w:p>
+      <w:pPr>
+        <w:rPr>
+          <w:rFonts w:ascii="Times New Roman" w:hAnsi="Times New Roman" w:cs="Times New Roman"/>
+          <w:color w:val="70AD47" w:themeColor="accent6"/>
+          <w:sz w:val="24"/>
+          <w:szCs w:val="24"/>
+        </w:rPr>
+      </w:pPr>
+      <w:r>
+        <w:rPr>
+          <w:rFonts w:ascii="Times New Roman" w:hAnsi="Times New Roman" w:cs="Times New Roman"/>
+          <w:b/>
+          <w:bCs/>
+          <w:color w:val="70AD47" w:themeColor="accent6"/>
           <w:sz w:val="24"/>
           <w:szCs w:val="24"/>
         </w:rPr>
@@ -925,6 +1058,7 @@
       <w:r>
         <w:rPr>
           <w:rFonts w:ascii="Times New Roman" w:hAnsi="Times New Roman" w:cs="Times New Roman"/>
+          <w:color w:val="70AD47" w:themeColor="accent6"/>
           <w:sz w:val="24"/>
           <w:szCs w:val="24"/>
         </w:rPr>
@@ -933,6 +1067,7 @@
       <w:r>
         <w:rPr>
           <w:rFonts w:ascii="Times New Roman" w:hAnsi="Times New Roman" w:cs="Times New Roman"/>
+          <w:color w:val="70AD47" w:themeColor="accent6"/>
           <w:sz w:val="24"/>
           <w:szCs w:val="24"/>
         </w:rPr>
@@ -948,13 +1083,15 @@
         </w:numPr>
         <w:rPr>
           <w:rFonts w:ascii="Times New Roman" w:hAnsi="Times New Roman" w:cs="Times New Roman"/>
-          <w:sz w:val="24"/>
-          <w:szCs w:val="24"/>
-        </w:rPr>
-      </w:pPr>
-      <w:r>
-        <w:rPr>
-          <w:rFonts w:ascii="Times New Roman" w:hAnsi="Times New Roman" w:cs="Times New Roman"/>
+          <w:color w:val="70AD47" w:themeColor="accent6"/>
+          <w:sz w:val="24"/>
+          <w:szCs w:val="24"/>
+        </w:rPr>
+      </w:pPr>
+      <w:r>
+        <w:rPr>
+          <w:rFonts w:ascii="Times New Roman" w:hAnsi="Times New Roman" w:cs="Times New Roman"/>
+          <w:color w:val="70AD47" w:themeColor="accent6"/>
           <w:sz w:val="24"/>
           <w:szCs w:val="24"/>
         </w:rPr>
@@ -969,17 +1106,39 @@
         </w:numPr>
         <w:rPr>
           <w:rFonts w:ascii="Times New Roman" w:hAnsi="Times New Roman" w:cs="Times New Roman"/>
-          <w:sz w:val="24"/>
-          <w:szCs w:val="24"/>
-        </w:rPr>
-      </w:pPr>
-      <w:r>
-        <w:rPr>
-          <w:rFonts w:ascii="Times New Roman" w:hAnsi="Times New Roman" w:cs="Times New Roman"/>
-          <w:sz w:val="24"/>
-          <w:szCs w:val="24"/>
-        </w:rPr>
-        <w:t>Define fitness based on rule satisfaction (rows, columns, subgrids).</w:t>
+          <w:color w:val="70AD47" w:themeColor="accent6"/>
+          <w:sz w:val="24"/>
+          <w:szCs w:val="24"/>
+        </w:rPr>
+      </w:pPr>
+      <w:r>
+        <w:rPr>
+          <w:rFonts w:ascii="Times New Roman" w:hAnsi="Times New Roman" w:cs="Times New Roman"/>
+          <w:color w:val="70AD47" w:themeColor="accent6"/>
+          <w:sz w:val="24"/>
+          <w:szCs w:val="24"/>
+        </w:rPr>
+        <w:t xml:space="preserve">Define fitness based on rule satisfaction (rows, columns, </w:t>
+      </w:r>
+      <w:proofErr w:type="spellStart"/>
+      <w:r>
+        <w:rPr>
+          <w:rFonts w:ascii="Times New Roman" w:hAnsi="Times New Roman" w:cs="Times New Roman"/>
+          <w:color w:val="70AD47" w:themeColor="accent6"/>
+          <w:sz w:val="24"/>
+          <w:szCs w:val="24"/>
+        </w:rPr>
+        <w:t>subgrids</w:t>
+      </w:r>
+      <w:proofErr w:type="spellEnd"/>
+      <w:r>
+        <w:rPr>
+          <w:rFonts w:ascii="Times New Roman" w:hAnsi="Times New Roman" w:cs="Times New Roman"/>
+          <w:color w:val="70AD47" w:themeColor="accent6"/>
+          <w:sz w:val="24"/>
+          <w:szCs w:val="24"/>
+        </w:rPr>
+        <w:t>).</w:t>
       </w:r>
     </w:p>
     <w:p>

--- a/Major_1_Artificial Intelligence/Assignments on Metaheuristics.docx
+++ b/Major_1_Artificial Intelligence/Assignments on Metaheuristics.docx
@@ -52,7 +52,7 @@
           <w:rFonts w:ascii="Times New Roman" w:hAnsi="Times New Roman" w:cs="Times New Roman"/>
           <w:b/>
           <w:bCs/>
-          <w:color w:val="70AD47" w:themeColor="accent6"/>
+          <w:color w:val="000000" w:themeColor="text1"/>
           <w:sz w:val="24"/>
           <w:szCs w:val="24"/>
         </w:rPr>
@@ -62,39 +62,52 @@
           <w:rFonts w:ascii="Times New Roman" w:hAnsi="Times New Roman" w:cs="Times New Roman"/>
           <w:b/>
           <w:bCs/>
-          <w:color w:val="70AD47" w:themeColor="accent6"/>
-          <w:sz w:val="24"/>
-          <w:szCs w:val="24"/>
-        </w:rPr>
-        <w:t>1. Traveling Salesman Problem (TSP) with Genetic Algorithm</w:t>
-      </w:r>
+          <w:color w:val="000000" w:themeColor="text1"/>
+          <w:sz w:val="24"/>
+          <w:szCs w:val="24"/>
+        </w:rPr>
+        <w:t xml:space="preserve">1. Traveling Salesman Problem (TSP) with Genetic </w:t>
+      </w:r>
+      <w:proofErr w:type="gramStart"/>
       <w:r>
         <w:rPr>
           <w:rFonts w:ascii="Times New Roman" w:hAnsi="Times New Roman" w:cs="Times New Roman"/>
           <w:b/>
           <w:bCs/>
-          <w:color w:val="70AD47" w:themeColor="accent6"/>
-          <w:sz w:val="24"/>
-          <w:szCs w:val="24"/>
-        </w:rPr>
-        <w:t xml:space="preserve"> (p2)</w:t>
-      </w:r>
-    </w:p>
-    <w:p>
-      <w:pPr>
-        <w:rPr>
-          <w:rFonts w:ascii="Times New Roman" w:hAnsi="Times New Roman" w:cs="Times New Roman"/>
-          <w:color w:val="70AD47" w:themeColor="accent6"/>
-          <w:sz w:val="24"/>
-          <w:szCs w:val="24"/>
-        </w:rPr>
-      </w:pPr>
+          <w:color w:val="000000" w:themeColor="text1"/>
+          <w:sz w:val="24"/>
+          <w:szCs w:val="24"/>
+        </w:rPr>
+        <w:t>Algorithm</w:t>
+      </w:r>
       <w:r>
         <w:rPr>
           <w:rFonts w:ascii="Times New Roman" w:hAnsi="Times New Roman" w:cs="Times New Roman"/>
           <w:b/>
           <w:bCs/>
-          <w:color w:val="70AD47" w:themeColor="accent6"/>
+          <w:color w:val="000000" w:themeColor="text1"/>
+          <w:sz w:val="24"/>
+          <w:szCs w:val="24"/>
+        </w:rPr>
+        <w:t xml:space="preserve"> )</w:t>
+      </w:r>
+      <w:proofErr w:type="gramEnd"/>
+    </w:p>
+    <w:p>
+      <w:pPr>
+        <w:rPr>
+          <w:rFonts w:ascii="Times New Roman" w:hAnsi="Times New Roman" w:cs="Times New Roman"/>
+          <w:color w:val="000000" w:themeColor="text1"/>
+          <w:sz w:val="24"/>
+          <w:szCs w:val="24"/>
+        </w:rPr>
+      </w:pPr>
+      <w:r>
+        <w:rPr>
+          <w:rFonts w:ascii="Times New Roman" w:hAnsi="Times New Roman" w:cs="Times New Roman"/>
+          <w:b/>
+          <w:bCs/>
+          <w:color w:val="000000" w:themeColor="text1"/>
           <w:sz w:val="24"/>
           <w:szCs w:val="24"/>
         </w:rPr>
@@ -103,7 +116,7 @@
       <w:r>
         <w:rPr>
           <w:rFonts w:ascii="Times New Roman" w:hAnsi="Times New Roman" w:cs="Times New Roman"/>
-          <w:color w:val="70AD47" w:themeColor="accent6"/>
+          <w:color w:val="000000" w:themeColor="text1"/>
           <w:sz w:val="24"/>
           <w:szCs w:val="24"/>
         </w:rPr>
@@ -112,7 +125,7 @@
       <w:r>
         <w:rPr>
           <w:rFonts w:ascii="Times New Roman" w:hAnsi="Times New Roman" w:cs="Times New Roman"/>
-          <w:color w:val="70AD47" w:themeColor="accent6"/>
+          <w:color w:val="000000" w:themeColor="text1"/>
           <w:sz w:val="24"/>
           <w:szCs w:val="24"/>
         </w:rPr>
@@ -128,15 +141,15 @@
         </w:numPr>
         <w:rPr>
           <w:rFonts w:ascii="Times New Roman" w:hAnsi="Times New Roman" w:cs="Times New Roman"/>
-          <w:color w:val="70AD47" w:themeColor="accent6"/>
-          <w:sz w:val="24"/>
-          <w:szCs w:val="24"/>
-        </w:rPr>
-      </w:pPr>
-      <w:r>
-        <w:rPr>
-          <w:rFonts w:ascii="Times New Roman" w:hAnsi="Times New Roman" w:cs="Times New Roman"/>
-          <w:color w:val="70AD47" w:themeColor="accent6"/>
+          <w:color w:val="000000" w:themeColor="text1"/>
+          <w:sz w:val="24"/>
+          <w:szCs w:val="24"/>
+        </w:rPr>
+      </w:pPr>
+      <w:r>
+        <w:rPr>
+          <w:rFonts w:ascii="Times New Roman" w:hAnsi="Times New Roman" w:cs="Times New Roman"/>
+          <w:color w:val="000000" w:themeColor="text1"/>
           <w:sz w:val="24"/>
           <w:szCs w:val="24"/>
         </w:rPr>
@@ -151,15 +164,15 @@
         </w:numPr>
         <w:rPr>
           <w:rFonts w:ascii="Times New Roman" w:hAnsi="Times New Roman" w:cs="Times New Roman"/>
-          <w:color w:val="70AD47" w:themeColor="accent6"/>
-          <w:sz w:val="24"/>
-          <w:szCs w:val="24"/>
-        </w:rPr>
-      </w:pPr>
-      <w:r>
-        <w:rPr>
-          <w:rFonts w:ascii="Times New Roman" w:hAnsi="Times New Roman" w:cs="Times New Roman"/>
-          <w:color w:val="70AD47" w:themeColor="accent6"/>
+          <w:color w:val="000000" w:themeColor="text1"/>
+          <w:sz w:val="24"/>
+          <w:szCs w:val="24"/>
+        </w:rPr>
+      </w:pPr>
+      <w:r>
+        <w:rPr>
+          <w:rFonts w:ascii="Times New Roman" w:hAnsi="Times New Roman" w:cs="Times New Roman"/>
+          <w:color w:val="000000" w:themeColor="text1"/>
           <w:sz w:val="24"/>
           <w:szCs w:val="24"/>
         </w:rPr>
@@ -171,15 +184,17 @@
         <w:ind w:left="360"/>
         <w:rPr>
           <w:rFonts w:ascii="Times New Roman" w:hAnsi="Times New Roman" w:cs="Times New Roman"/>
-          <w:sz w:val="24"/>
-          <w:szCs w:val="24"/>
-        </w:rPr>
-      </w:pPr>
-    </w:p>
-    <w:p>
-      <w:pPr>
-        <w:rPr>
-          <w:rFonts w:ascii="Times New Roman" w:hAnsi="Times New Roman" w:cs="Times New Roman"/>
+          <w:color w:val="000000" w:themeColor="text1"/>
+          <w:sz w:val="24"/>
+          <w:szCs w:val="24"/>
+        </w:rPr>
+      </w:pPr>
+    </w:p>
+    <w:p>
+      <w:pPr>
+        <w:rPr>
+          <w:rFonts w:ascii="Times New Roman" w:hAnsi="Times New Roman" w:cs="Times New Roman"/>
+          <w:color w:val="000000" w:themeColor="text1"/>
           <w:sz w:val="24"/>
           <w:szCs w:val="24"/>
         </w:rPr>
@@ -191,7 +206,7 @@
           <w:rFonts w:ascii="Times New Roman" w:hAnsi="Times New Roman" w:cs="Times New Roman"/>
           <w:b/>
           <w:bCs/>
-          <w:color w:val="70AD47" w:themeColor="accent6"/>
+          <w:color w:val="000000" w:themeColor="text1"/>
           <w:sz w:val="24"/>
           <w:szCs w:val="24"/>
         </w:rPr>
@@ -201,7 +216,7 @@
           <w:rFonts w:ascii="Times New Roman" w:hAnsi="Times New Roman" w:cs="Times New Roman"/>
           <w:b/>
           <w:bCs/>
-          <w:color w:val="70AD47" w:themeColor="accent6"/>
+          <w:color w:val="000000" w:themeColor="text1"/>
           <w:sz w:val="24"/>
           <w:szCs w:val="24"/>
         </w:rPr>
@@ -212,18 +227,18 @@
           <w:rFonts w:ascii="Times New Roman" w:hAnsi="Times New Roman" w:cs="Times New Roman"/>
           <w:b/>
           <w:bCs/>
-          <w:color w:val="70AD47" w:themeColor="accent6"/>
-          <w:sz w:val="24"/>
-          <w:szCs w:val="24"/>
-        </w:rPr>
-        <w:t xml:space="preserve"> (p1)</w:t>
-      </w:r>
-    </w:p>
-    <w:p>
-      <w:pPr>
-        <w:rPr>
-          <w:rFonts w:ascii="Times New Roman" w:hAnsi="Times New Roman" w:cs="Times New Roman"/>
-          <w:color w:val="70AD47" w:themeColor="accent6"/>
+          <w:color w:val="000000" w:themeColor="text1"/>
+          <w:sz w:val="24"/>
+          <w:szCs w:val="24"/>
+        </w:rPr>
+        <w:t xml:space="preserve"> </w:t>
+      </w:r>
+    </w:p>
+    <w:p>
+      <w:pPr>
+        <w:rPr>
+          <w:rFonts w:ascii="Times New Roman" w:hAnsi="Times New Roman" w:cs="Times New Roman"/>
+          <w:color w:val="000000" w:themeColor="text1"/>
           <w:sz w:val="24"/>
           <w:szCs w:val="24"/>
         </w:rPr>
@@ -233,7 +248,7 @@
           <w:rFonts w:ascii="Times New Roman" w:hAnsi="Times New Roman" w:cs="Times New Roman"/>
           <w:b/>
           <w:bCs/>
-          <w:color w:val="70AD47" w:themeColor="accent6"/>
+          <w:color w:val="000000" w:themeColor="text1"/>
           <w:sz w:val="24"/>
           <w:szCs w:val="24"/>
         </w:rPr>
@@ -242,7 +257,7 @@
       <w:r>
         <w:rPr>
           <w:rFonts w:ascii="Times New Roman" w:hAnsi="Times New Roman" w:cs="Times New Roman"/>
-          <w:color w:val="70AD47" w:themeColor="accent6"/>
+          <w:color w:val="000000" w:themeColor="text1"/>
           <w:sz w:val="24"/>
           <w:szCs w:val="24"/>
         </w:rPr>
@@ -251,7 +266,7 @@
       <w:r>
         <w:rPr>
           <w:rFonts w:ascii="Times New Roman" w:hAnsi="Times New Roman" w:cs="Times New Roman"/>
-          <w:color w:val="70AD47" w:themeColor="accent6"/>
+          <w:color w:val="000000" w:themeColor="text1"/>
           <w:sz w:val="24"/>
           <w:szCs w:val="24"/>
         </w:rPr>
@@ -267,15 +282,15 @@
         </w:numPr>
         <w:rPr>
           <w:rFonts w:ascii="Times New Roman" w:hAnsi="Times New Roman" w:cs="Times New Roman"/>
-          <w:color w:val="70AD47" w:themeColor="accent6"/>
-          <w:sz w:val="24"/>
-          <w:szCs w:val="24"/>
-        </w:rPr>
-      </w:pPr>
-      <w:r>
-        <w:rPr>
-          <w:rFonts w:ascii="Times New Roman" w:hAnsi="Times New Roman" w:cs="Times New Roman"/>
-          <w:color w:val="70AD47" w:themeColor="accent6"/>
+          <w:color w:val="000000" w:themeColor="text1"/>
+          <w:sz w:val="24"/>
+          <w:szCs w:val="24"/>
+        </w:rPr>
+      </w:pPr>
+      <w:r>
+        <w:rPr>
+          <w:rFonts w:ascii="Times New Roman" w:hAnsi="Times New Roman" w:cs="Times New Roman"/>
+          <w:color w:val="000000" w:themeColor="text1"/>
           <w:sz w:val="24"/>
           <w:szCs w:val="24"/>
         </w:rPr>
@@ -290,15 +305,15 @@
         </w:numPr>
         <w:rPr>
           <w:rFonts w:ascii="Times New Roman" w:hAnsi="Times New Roman" w:cs="Times New Roman"/>
-          <w:color w:val="70AD47" w:themeColor="accent6"/>
-          <w:sz w:val="24"/>
-          <w:szCs w:val="24"/>
-        </w:rPr>
-      </w:pPr>
-      <w:r>
-        <w:rPr>
-          <w:rFonts w:ascii="Times New Roman" w:hAnsi="Times New Roman" w:cs="Times New Roman"/>
-          <w:color w:val="70AD47" w:themeColor="accent6"/>
+          <w:color w:val="000000" w:themeColor="text1"/>
+          <w:sz w:val="24"/>
+          <w:szCs w:val="24"/>
+        </w:rPr>
+      </w:pPr>
+      <w:r>
+        <w:rPr>
+          <w:rFonts w:ascii="Times New Roman" w:hAnsi="Times New Roman" w:cs="Times New Roman"/>
+          <w:color w:val="000000" w:themeColor="text1"/>
           <w:sz w:val="24"/>
           <w:szCs w:val="24"/>
         </w:rPr>
@@ -330,7 +345,7 @@
           <w:rFonts w:ascii="Times New Roman" w:hAnsi="Times New Roman" w:cs="Times New Roman"/>
           <w:b/>
           <w:bCs/>
-          <w:color w:val="70AD47" w:themeColor="accent6"/>
+          <w:color w:val="000000" w:themeColor="text1"/>
           <w:sz w:val="24"/>
           <w:szCs w:val="24"/>
         </w:rPr>
@@ -340,7 +355,7 @@
           <w:rFonts w:ascii="Times New Roman" w:hAnsi="Times New Roman" w:cs="Times New Roman"/>
           <w:b/>
           <w:bCs/>
-          <w:color w:val="70AD47" w:themeColor="accent6"/>
+          <w:color w:val="000000" w:themeColor="text1"/>
           <w:sz w:val="24"/>
           <w:szCs w:val="24"/>
         </w:rPr>
@@ -351,18 +366,18 @@
           <w:rFonts w:ascii="Times New Roman" w:hAnsi="Times New Roman" w:cs="Times New Roman"/>
           <w:b/>
           <w:bCs/>
-          <w:color w:val="70AD47" w:themeColor="accent6"/>
-          <w:sz w:val="24"/>
-          <w:szCs w:val="24"/>
-        </w:rPr>
-        <w:t xml:space="preserve"> (p5)</w:t>
-      </w:r>
-    </w:p>
-    <w:p>
-      <w:pPr>
-        <w:rPr>
-          <w:rFonts w:ascii="Times New Roman" w:hAnsi="Times New Roman" w:cs="Times New Roman"/>
-          <w:color w:val="70AD47" w:themeColor="accent6"/>
+          <w:color w:val="000000" w:themeColor="text1"/>
+          <w:sz w:val="24"/>
+          <w:szCs w:val="24"/>
+        </w:rPr>
+        <w:t xml:space="preserve"> </w:t>
+      </w:r>
+    </w:p>
+    <w:p>
+      <w:pPr>
+        <w:rPr>
+          <w:rFonts w:ascii="Times New Roman" w:hAnsi="Times New Roman" w:cs="Times New Roman"/>
+          <w:color w:val="000000" w:themeColor="text1"/>
           <w:sz w:val="24"/>
           <w:szCs w:val="24"/>
         </w:rPr>
@@ -372,7 +387,7 @@
           <w:rFonts w:ascii="Times New Roman" w:hAnsi="Times New Roman" w:cs="Times New Roman"/>
           <w:b/>
           <w:bCs/>
-          <w:color w:val="70AD47" w:themeColor="accent6"/>
+          <w:color w:val="000000" w:themeColor="text1"/>
           <w:sz w:val="24"/>
           <w:szCs w:val="24"/>
         </w:rPr>
@@ -381,7 +396,7 @@
       <w:r>
         <w:rPr>
           <w:rFonts w:ascii="Times New Roman" w:hAnsi="Times New Roman" w:cs="Times New Roman"/>
-          <w:color w:val="70AD47" w:themeColor="accent6"/>
+          <w:color w:val="000000" w:themeColor="text1"/>
           <w:sz w:val="24"/>
           <w:szCs w:val="24"/>
         </w:rPr>
@@ -390,7 +405,7 @@
       <w:r>
         <w:rPr>
           <w:rFonts w:ascii="Times New Roman" w:hAnsi="Times New Roman" w:cs="Times New Roman"/>
-          <w:color w:val="70AD47" w:themeColor="accent6"/>
+          <w:color w:val="000000" w:themeColor="text1"/>
           <w:sz w:val="24"/>
           <w:szCs w:val="24"/>
         </w:rPr>
@@ -406,15 +421,15 @@
         </w:numPr>
         <w:rPr>
           <w:rFonts w:ascii="Times New Roman" w:hAnsi="Times New Roman" w:cs="Times New Roman"/>
-          <w:color w:val="70AD47" w:themeColor="accent6"/>
-          <w:sz w:val="24"/>
-          <w:szCs w:val="24"/>
-        </w:rPr>
-      </w:pPr>
-      <w:r>
-        <w:rPr>
-          <w:rFonts w:ascii="Times New Roman" w:hAnsi="Times New Roman" w:cs="Times New Roman"/>
-          <w:color w:val="70AD47" w:themeColor="accent6"/>
+          <w:color w:val="000000" w:themeColor="text1"/>
+          <w:sz w:val="24"/>
+          <w:szCs w:val="24"/>
+        </w:rPr>
+      </w:pPr>
+      <w:r>
+        <w:rPr>
+          <w:rFonts w:ascii="Times New Roman" w:hAnsi="Times New Roman" w:cs="Times New Roman"/>
+          <w:color w:val="000000" w:themeColor="text1"/>
           <w:sz w:val="24"/>
           <w:szCs w:val="24"/>
         </w:rPr>
@@ -437,11 +452,20 @@
       <w:r>
         <w:rPr>
           <w:rFonts w:ascii="Times New Roman" w:hAnsi="Times New Roman" w:cs="Times New Roman"/>
+          <w:color w:val="000000" w:themeColor="text1"/>
+          <w:sz w:val="24"/>
+          <w:szCs w:val="24"/>
+        </w:rPr>
+        <w:t>Use pheromone trails and evaporation rules</w:t>
+      </w:r>
+      <w:r>
+        <w:rPr>
+          <w:rFonts w:ascii="Times New Roman" w:hAnsi="Times New Roman" w:cs="Times New Roman"/>
           <w:color w:val="70AD47" w:themeColor="accent6"/>
           <w:sz w:val="24"/>
           <w:szCs w:val="24"/>
         </w:rPr>
-        <w:t>Use pheromone trails and evaporation rules.</w:t>
+        <w:t>.</w:t>
       </w:r>
     </w:p>
     <w:p>
@@ -706,7 +730,7 @@
           <w:rFonts w:ascii="Times New Roman" w:hAnsi="Times New Roman" w:cs="Times New Roman"/>
           <w:b/>
           <w:bCs/>
-          <w:color w:val="70AD47" w:themeColor="accent6"/>
+          <w:color w:val="000000" w:themeColor="text1"/>
           <w:sz w:val="24"/>
           <w:szCs w:val="24"/>
         </w:rPr>
@@ -716,7 +740,7 @@
           <w:rFonts w:ascii="Times New Roman" w:hAnsi="Times New Roman" w:cs="Times New Roman"/>
           <w:b/>
           <w:bCs/>
-          <w:color w:val="70AD47" w:themeColor="accent6"/>
+          <w:color w:val="000000" w:themeColor="text1"/>
           <w:sz w:val="24"/>
           <w:szCs w:val="24"/>
         </w:rPr>
@@ -727,18 +751,18 @@
           <w:rFonts w:ascii="Times New Roman" w:hAnsi="Times New Roman" w:cs="Times New Roman"/>
           <w:b/>
           <w:bCs/>
-          <w:color w:val="70AD47" w:themeColor="accent6"/>
-          <w:sz w:val="24"/>
-          <w:szCs w:val="24"/>
-        </w:rPr>
-        <w:t xml:space="preserve"> (p4)</w:t>
-      </w:r>
-    </w:p>
-    <w:p>
-      <w:pPr>
-        <w:rPr>
-          <w:rFonts w:ascii="Times New Roman" w:hAnsi="Times New Roman" w:cs="Times New Roman"/>
-          <w:color w:val="70AD47" w:themeColor="accent6"/>
+          <w:color w:val="000000" w:themeColor="text1"/>
+          <w:sz w:val="24"/>
+          <w:szCs w:val="24"/>
+        </w:rPr>
+        <w:t xml:space="preserve"> </w:t>
+      </w:r>
+    </w:p>
+    <w:p>
+      <w:pPr>
+        <w:rPr>
+          <w:rFonts w:ascii="Times New Roman" w:hAnsi="Times New Roman" w:cs="Times New Roman"/>
+          <w:color w:val="000000" w:themeColor="text1"/>
           <w:sz w:val="24"/>
           <w:szCs w:val="24"/>
         </w:rPr>
@@ -748,7 +772,7 @@
           <w:rFonts w:ascii="Times New Roman" w:hAnsi="Times New Roman" w:cs="Times New Roman"/>
           <w:b/>
           <w:bCs/>
-          <w:color w:val="70AD47" w:themeColor="accent6"/>
+          <w:color w:val="000000" w:themeColor="text1"/>
           <w:sz w:val="24"/>
           <w:szCs w:val="24"/>
         </w:rPr>
@@ -757,7 +781,7 @@
       <w:r>
         <w:rPr>
           <w:rFonts w:ascii="Times New Roman" w:hAnsi="Times New Roman" w:cs="Times New Roman"/>
-          <w:color w:val="70AD47" w:themeColor="accent6"/>
+          <w:color w:val="000000" w:themeColor="text1"/>
           <w:sz w:val="24"/>
           <w:szCs w:val="24"/>
         </w:rPr>
@@ -766,7 +790,7 @@
       <w:r>
         <w:rPr>
           <w:rFonts w:ascii="Times New Roman" w:hAnsi="Times New Roman" w:cs="Times New Roman"/>
-          <w:color w:val="70AD47" w:themeColor="accent6"/>
+          <w:color w:val="000000" w:themeColor="text1"/>
           <w:sz w:val="24"/>
           <w:szCs w:val="24"/>
         </w:rPr>
@@ -782,15 +806,15 @@
         </w:numPr>
         <w:rPr>
           <w:rFonts w:ascii="Times New Roman" w:hAnsi="Times New Roman" w:cs="Times New Roman"/>
-          <w:color w:val="70AD47" w:themeColor="accent6"/>
-          <w:sz w:val="24"/>
-          <w:szCs w:val="24"/>
-        </w:rPr>
-      </w:pPr>
-      <w:r>
-        <w:rPr>
-          <w:rFonts w:ascii="Times New Roman" w:hAnsi="Times New Roman" w:cs="Times New Roman"/>
-          <w:color w:val="70AD47" w:themeColor="accent6"/>
+          <w:color w:val="000000" w:themeColor="text1"/>
+          <w:sz w:val="24"/>
+          <w:szCs w:val="24"/>
+        </w:rPr>
+      </w:pPr>
+      <w:r>
+        <w:rPr>
+          <w:rFonts w:ascii="Times New Roman" w:hAnsi="Times New Roman" w:cs="Times New Roman"/>
+          <w:color w:val="000000" w:themeColor="text1"/>
           <w:sz w:val="24"/>
           <w:szCs w:val="24"/>
         </w:rPr>
@@ -805,15 +829,15 @@
         </w:numPr>
         <w:rPr>
           <w:rFonts w:ascii="Times New Roman" w:hAnsi="Times New Roman" w:cs="Times New Roman"/>
-          <w:color w:val="70AD47" w:themeColor="accent6"/>
-          <w:sz w:val="24"/>
-          <w:szCs w:val="24"/>
-        </w:rPr>
-      </w:pPr>
-      <w:r>
-        <w:rPr>
-          <w:rFonts w:ascii="Times New Roman" w:hAnsi="Times New Roman" w:cs="Times New Roman"/>
-          <w:color w:val="70AD47" w:themeColor="accent6"/>
+          <w:color w:val="000000" w:themeColor="text1"/>
+          <w:sz w:val="24"/>
+          <w:szCs w:val="24"/>
+        </w:rPr>
+      </w:pPr>
+      <w:r>
+        <w:rPr>
+          <w:rFonts w:ascii="Times New Roman" w:hAnsi="Times New Roman" w:cs="Times New Roman"/>
+          <w:color w:val="000000" w:themeColor="text1"/>
           <w:sz w:val="24"/>
           <w:szCs w:val="24"/>
         </w:rPr>
@@ -973,7 +997,7 @@
           <w:rFonts w:ascii="Times New Roman" w:hAnsi="Times New Roman" w:cs="Times New Roman"/>
           <w:b/>
           <w:bCs/>
-          <w:color w:val="70AD47" w:themeColor="accent6"/>
+          <w:color w:val="000000" w:themeColor="text1"/>
           <w:sz w:val="24"/>
           <w:szCs w:val="24"/>
         </w:rPr>
@@ -993,63 +1017,39 @@
           <w:rFonts w:ascii="Times New Roman" w:hAnsi="Times New Roman" w:cs="Times New Roman"/>
           <w:b/>
           <w:bCs/>
-          <w:color w:val="70AD47" w:themeColor="accent6"/>
-          <w:sz w:val="24"/>
-          <w:szCs w:val="24"/>
-        </w:rPr>
-        <w:t xml:space="preserve">. Sudoku Solver with Genetic </w:t>
-      </w:r>
-      <w:proofErr w:type="gramStart"/>
+          <w:color w:val="000000" w:themeColor="text1"/>
+          <w:sz w:val="24"/>
+          <w:szCs w:val="24"/>
+        </w:rPr>
+        <w:t>. Sudoku Solver with Genetic Algorithm</w:t>
+      </w:r>
       <w:r>
         <w:rPr>
           <w:rFonts w:ascii="Times New Roman" w:hAnsi="Times New Roman" w:cs="Times New Roman"/>
           <w:b/>
           <w:bCs/>
-          <w:color w:val="70AD47" w:themeColor="accent6"/>
-          <w:sz w:val="24"/>
-          <w:szCs w:val="24"/>
-        </w:rPr>
-        <w:t>Algorithm</w:t>
-      </w:r>
+          <w:color w:val="000000" w:themeColor="text1"/>
+          <w:sz w:val="24"/>
+          <w:szCs w:val="24"/>
+        </w:rPr>
+        <w:t>)</w:t>
+      </w:r>
+    </w:p>
+    <w:p>
+      <w:pPr>
+        <w:rPr>
+          <w:rFonts w:ascii="Times New Roman" w:hAnsi="Times New Roman" w:cs="Times New Roman"/>
+          <w:color w:val="000000" w:themeColor="text1"/>
+          <w:sz w:val="24"/>
+          <w:szCs w:val="24"/>
+        </w:rPr>
+      </w:pPr>
       <w:r>
         <w:rPr>
           <w:rFonts w:ascii="Times New Roman" w:hAnsi="Times New Roman" w:cs="Times New Roman"/>
           <w:b/>
           <w:bCs/>
-          <w:color w:val="70AD47" w:themeColor="accent6"/>
-          <w:sz w:val="24"/>
-          <w:szCs w:val="24"/>
-        </w:rPr>
-        <w:t>)p</w:t>
-      </w:r>
-      <w:proofErr w:type="gramEnd"/>
-      <w:r>
-        <w:rPr>
-          <w:rFonts w:ascii="Times New Roman" w:hAnsi="Times New Roman" w:cs="Times New Roman"/>
-          <w:b/>
-          <w:bCs/>
-          <w:color w:val="70AD47" w:themeColor="accent6"/>
-          <w:sz w:val="24"/>
-          <w:szCs w:val="24"/>
-        </w:rPr>
-        <w:t>3)</w:t>
-      </w:r>
-    </w:p>
-    <w:p>
-      <w:pPr>
-        <w:rPr>
-          <w:rFonts w:ascii="Times New Roman" w:hAnsi="Times New Roman" w:cs="Times New Roman"/>
-          <w:color w:val="70AD47" w:themeColor="accent6"/>
-          <w:sz w:val="24"/>
-          <w:szCs w:val="24"/>
-        </w:rPr>
-      </w:pPr>
-      <w:r>
-        <w:rPr>
-          <w:rFonts w:ascii="Times New Roman" w:hAnsi="Times New Roman" w:cs="Times New Roman"/>
-          <w:b/>
-          <w:bCs/>
-          <w:color w:val="70AD47" w:themeColor="accent6"/>
+          <w:color w:val="000000" w:themeColor="text1"/>
           <w:sz w:val="24"/>
           <w:szCs w:val="24"/>
         </w:rPr>
@@ -1058,7 +1058,7 @@
       <w:r>
         <w:rPr>
           <w:rFonts w:ascii="Times New Roman" w:hAnsi="Times New Roman" w:cs="Times New Roman"/>
-          <w:color w:val="70AD47" w:themeColor="accent6"/>
+          <w:color w:val="000000" w:themeColor="text1"/>
           <w:sz w:val="24"/>
           <w:szCs w:val="24"/>
         </w:rPr>
@@ -1067,7 +1067,7 @@
       <w:r>
         <w:rPr>
           <w:rFonts w:ascii="Times New Roman" w:hAnsi="Times New Roman" w:cs="Times New Roman"/>
-          <w:color w:val="70AD47" w:themeColor="accent6"/>
+          <w:color w:val="000000" w:themeColor="text1"/>
           <w:sz w:val="24"/>
           <w:szCs w:val="24"/>
         </w:rPr>
@@ -1083,15 +1083,15 @@
         </w:numPr>
         <w:rPr>
           <w:rFonts w:ascii="Times New Roman" w:hAnsi="Times New Roman" w:cs="Times New Roman"/>
-          <w:color w:val="70AD47" w:themeColor="accent6"/>
-          <w:sz w:val="24"/>
-          <w:szCs w:val="24"/>
-        </w:rPr>
-      </w:pPr>
-      <w:r>
-        <w:rPr>
-          <w:rFonts w:ascii="Times New Roman" w:hAnsi="Times New Roman" w:cs="Times New Roman"/>
-          <w:color w:val="70AD47" w:themeColor="accent6"/>
+          <w:color w:val="000000" w:themeColor="text1"/>
+          <w:sz w:val="24"/>
+          <w:szCs w:val="24"/>
+        </w:rPr>
+      </w:pPr>
+      <w:r>
+        <w:rPr>
+          <w:rFonts w:ascii="Times New Roman" w:hAnsi="Times New Roman" w:cs="Times New Roman"/>
+          <w:color w:val="000000" w:themeColor="text1"/>
           <w:sz w:val="24"/>
           <w:szCs w:val="24"/>
         </w:rPr>
@@ -1106,15 +1106,15 @@
         </w:numPr>
         <w:rPr>
           <w:rFonts w:ascii="Times New Roman" w:hAnsi="Times New Roman" w:cs="Times New Roman"/>
-          <w:color w:val="70AD47" w:themeColor="accent6"/>
-          <w:sz w:val="24"/>
-          <w:szCs w:val="24"/>
-        </w:rPr>
-      </w:pPr>
-      <w:r>
-        <w:rPr>
-          <w:rFonts w:ascii="Times New Roman" w:hAnsi="Times New Roman" w:cs="Times New Roman"/>
-          <w:color w:val="70AD47" w:themeColor="accent6"/>
+          <w:color w:val="000000" w:themeColor="text1"/>
+          <w:sz w:val="24"/>
+          <w:szCs w:val="24"/>
+        </w:rPr>
+      </w:pPr>
+      <w:r>
+        <w:rPr>
+          <w:rFonts w:ascii="Times New Roman" w:hAnsi="Times New Roman" w:cs="Times New Roman"/>
+          <w:color w:val="000000" w:themeColor="text1"/>
           <w:sz w:val="24"/>
           <w:szCs w:val="24"/>
         </w:rPr>
@@ -1124,7 +1124,7 @@
       <w:r>
         <w:rPr>
           <w:rFonts w:ascii="Times New Roman" w:hAnsi="Times New Roman" w:cs="Times New Roman"/>
-          <w:color w:val="70AD47" w:themeColor="accent6"/>
+          <w:color w:val="000000" w:themeColor="text1"/>
           <w:sz w:val="24"/>
           <w:szCs w:val="24"/>
         </w:rPr>
@@ -1134,7 +1134,7 @@
       <w:r>
         <w:rPr>
           <w:rFonts w:ascii="Times New Roman" w:hAnsi="Times New Roman" w:cs="Times New Roman"/>
-          <w:color w:val="70AD47" w:themeColor="accent6"/>
+          <w:color w:val="000000" w:themeColor="text1"/>
           <w:sz w:val="24"/>
           <w:szCs w:val="24"/>
         </w:rPr>
@@ -1146,15 +1146,17 @@
         <w:ind w:left="720"/>
         <w:rPr>
           <w:rFonts w:ascii="Times New Roman" w:hAnsi="Times New Roman" w:cs="Times New Roman"/>
-          <w:sz w:val="24"/>
-          <w:szCs w:val="24"/>
-        </w:rPr>
-      </w:pPr>
-    </w:p>
-    <w:p>
-      <w:pPr>
-        <w:rPr>
-          <w:rFonts w:ascii="Times New Roman" w:hAnsi="Times New Roman" w:cs="Times New Roman"/>
+          <w:color w:val="000000" w:themeColor="text1"/>
+          <w:sz w:val="24"/>
+          <w:szCs w:val="24"/>
+        </w:rPr>
+      </w:pPr>
+    </w:p>
+    <w:p>
+      <w:pPr>
+        <w:rPr>
+          <w:rFonts w:ascii="Times New Roman" w:hAnsi="Times New Roman" w:cs="Times New Roman"/>
+          <w:color w:val="000000" w:themeColor="text1"/>
           <w:sz w:val="24"/>
           <w:szCs w:val="24"/>
         </w:rPr>
@@ -1258,15 +1260,6 @@
         </w:rPr>
         <w:t>Minimize cost and maximize efficiency.</w:t>
       </w:r>
-    </w:p>
-    <w:p>
-      <w:pPr>
-        <w:rPr>
-          <w:rFonts w:ascii="Times New Roman" w:hAnsi="Times New Roman" w:cs="Times New Roman"/>
-          <w:sz w:val="24"/>
-          <w:szCs w:val="24"/>
-        </w:rPr>
-      </w:pPr>
     </w:p>
     <w:sectPr>
       <w:pgSz w:w="11906" w:h="16838"/>

--- a/Major_1_Artificial Intelligence/Assignments on Metaheuristics.docx
+++ b/Major_1_Artificial Intelligence/Assignments on Metaheuristics.docx
@@ -41,6 +41,7 @@
           <w:rFonts w:ascii="Times New Roman" w:hAnsi="Times New Roman" w:cs="Times New Roman"/>
           <w:b/>
           <w:bCs/>
+          <w:color w:val="00B050"/>
           <w:sz w:val="24"/>
           <w:szCs w:val="24"/>
         </w:rPr>
@@ -52,7 +53,7 @@
           <w:rFonts w:ascii="Times New Roman" w:hAnsi="Times New Roman" w:cs="Times New Roman"/>
           <w:b/>
           <w:bCs/>
-          <w:color w:val="000000" w:themeColor="text1"/>
+          <w:color w:val="00B050"/>
           <w:sz w:val="24"/>
           <w:szCs w:val="24"/>
         </w:rPr>
@@ -62,7 +63,7 @@
           <w:rFonts w:ascii="Times New Roman" w:hAnsi="Times New Roman" w:cs="Times New Roman"/>
           <w:b/>
           <w:bCs/>
-          <w:color w:val="000000" w:themeColor="text1"/>
+          <w:color w:val="00B050"/>
           <w:sz w:val="24"/>
           <w:szCs w:val="24"/>
         </w:rPr>
@@ -74,7 +75,7 @@
           <w:rFonts w:ascii="Times New Roman" w:hAnsi="Times New Roman" w:cs="Times New Roman"/>
           <w:b/>
           <w:bCs/>
-          <w:color w:val="000000" w:themeColor="text1"/>
+          <w:color w:val="00B050"/>
           <w:sz w:val="24"/>
           <w:szCs w:val="24"/>
         </w:rPr>
@@ -85,7 +86,7 @@
           <w:rFonts w:ascii="Times New Roman" w:hAnsi="Times New Roman" w:cs="Times New Roman"/>
           <w:b/>
           <w:bCs/>
-          <w:color w:val="000000" w:themeColor="text1"/>
+          <w:color w:val="00B050"/>
           <w:sz w:val="24"/>
           <w:szCs w:val="24"/>
         </w:rPr>
@@ -206,7 +207,7 @@
           <w:rFonts w:ascii="Times New Roman" w:hAnsi="Times New Roman" w:cs="Times New Roman"/>
           <w:b/>
           <w:bCs/>
-          <w:color w:val="000000" w:themeColor="text1"/>
+          <w:color w:val="00B050"/>
           <w:sz w:val="24"/>
           <w:szCs w:val="24"/>
         </w:rPr>
@@ -216,7 +217,7 @@
           <w:rFonts w:ascii="Times New Roman" w:hAnsi="Times New Roman" w:cs="Times New Roman"/>
           <w:b/>
           <w:bCs/>
-          <w:color w:val="000000" w:themeColor="text1"/>
+          <w:color w:val="00B050"/>
           <w:sz w:val="24"/>
           <w:szCs w:val="24"/>
         </w:rPr>
@@ -227,7 +228,7 @@
           <w:rFonts w:ascii="Times New Roman" w:hAnsi="Times New Roman" w:cs="Times New Roman"/>
           <w:b/>
           <w:bCs/>
-          <w:color w:val="000000" w:themeColor="text1"/>
+          <w:color w:val="00B050"/>
           <w:sz w:val="24"/>
           <w:szCs w:val="24"/>
         </w:rPr>
@@ -345,7 +346,7 @@
           <w:rFonts w:ascii="Times New Roman" w:hAnsi="Times New Roman" w:cs="Times New Roman"/>
           <w:b/>
           <w:bCs/>
-          <w:color w:val="000000" w:themeColor="text1"/>
+          <w:color w:val="00B050"/>
           <w:sz w:val="24"/>
           <w:szCs w:val="24"/>
         </w:rPr>
@@ -359,14 +360,25 @@
           <w:sz w:val="24"/>
           <w:szCs w:val="24"/>
         </w:rPr>
-        <w:t>3. Network Routing with Ant Colony Optimization</w:t>
+        <w:t xml:space="preserve">3. </w:t>
       </w:r>
       <w:r>
         <w:rPr>
           <w:rFonts w:ascii="Times New Roman" w:hAnsi="Times New Roman" w:cs="Times New Roman"/>
           <w:b/>
           <w:bCs/>
-          <w:color w:val="000000" w:themeColor="text1"/>
+          <w:color w:val="00B050"/>
+          <w:sz w:val="24"/>
+          <w:szCs w:val="24"/>
+        </w:rPr>
+        <w:t>Network Routing with Ant Colony Optimization</w:t>
+      </w:r>
+      <w:r>
+        <w:rPr>
+          <w:rFonts w:ascii="Times New Roman" w:hAnsi="Times New Roman" w:cs="Times New Roman"/>
+          <w:b/>
+          <w:bCs/>
+          <w:color w:val="00B050"/>
           <w:sz w:val="24"/>
           <w:szCs w:val="24"/>
         </w:rPr>
@@ -744,14 +756,25 @@
           <w:sz w:val="24"/>
           <w:szCs w:val="24"/>
         </w:rPr>
-        <w:t>6. Feature Selection in Machine Learning with PSO</w:t>
+        <w:t xml:space="preserve">6. </w:t>
       </w:r>
       <w:r>
         <w:rPr>
           <w:rFonts w:ascii="Times New Roman" w:hAnsi="Times New Roman" w:cs="Times New Roman"/>
           <w:b/>
           <w:bCs/>
-          <w:color w:val="000000" w:themeColor="text1"/>
+          <w:color w:val="00B050"/>
+          <w:sz w:val="24"/>
+          <w:szCs w:val="24"/>
+        </w:rPr>
+        <w:t>Feature Selection in Machine Learning with PSO</w:t>
+      </w:r>
+      <w:r>
+        <w:rPr>
+          <w:rFonts w:ascii="Times New Roman" w:hAnsi="Times New Roman" w:cs="Times New Roman"/>
+          <w:b/>
+          <w:bCs/>
+          <w:color w:val="00B050"/>
           <w:sz w:val="24"/>
           <w:szCs w:val="24"/>
         </w:rPr>
@@ -997,7 +1020,7 @@
           <w:rFonts w:ascii="Times New Roman" w:hAnsi="Times New Roman" w:cs="Times New Roman"/>
           <w:b/>
           <w:bCs/>
-          <w:color w:val="000000" w:themeColor="text1"/>
+          <w:color w:val="00B050"/>
           <w:sz w:val="24"/>
           <w:szCs w:val="24"/>
         </w:rPr>
@@ -1021,14 +1044,25 @@
           <w:sz w:val="24"/>
           <w:szCs w:val="24"/>
         </w:rPr>
-        <w:t>. Sudoku Solver with Genetic Algorithm</w:t>
+        <w:t xml:space="preserve">. </w:t>
       </w:r>
       <w:r>
         <w:rPr>
           <w:rFonts w:ascii="Times New Roman" w:hAnsi="Times New Roman" w:cs="Times New Roman"/>
           <w:b/>
           <w:bCs/>
-          <w:color w:val="000000" w:themeColor="text1"/>
+          <w:color w:val="00B050"/>
+          <w:sz w:val="24"/>
+          <w:szCs w:val="24"/>
+        </w:rPr>
+        <w:t>Sudoku Solver with Genetic Algorithm</w:t>
+      </w:r>
+      <w:r>
+        <w:rPr>
+          <w:rFonts w:ascii="Times New Roman" w:hAnsi="Times New Roman" w:cs="Times New Roman"/>
+          <w:b/>
+          <w:bCs/>
+          <w:color w:val="00B050"/>
           <w:sz w:val="24"/>
           <w:szCs w:val="24"/>
         </w:rPr>
